--- a/Templates/Залог/Конкурсное/Принятие РТК конкурсное (Копия).docx
+++ b/Templates/Залог/Конкурсное/Принятие РТК конкурсное (Копия).docx
@@ -361,7 +361,18 @@
         </w:rPr>
       </w:pPr>
       <w:r>
-        <w:t>Арбитражный суд Ростовской области в составе судьи [415], ознакомившись с заявлением «[989]» (ОГРН [990], ИНН [991]) о включении требований в реестр кредиторов в рамках дела о несостоятельности (банкротстве) общества с ограниченной ответственностью «[2]» (ОГРН [3], ИНН [4], [5])</w:t>
+        <w:rPr>
+          <w:rFonts w:ascii="Times New Roman" w:hAnsi="Times New Roman" w:cs="Times New Roman"/>
+        </w:rPr>
+        <w:t>Арбитражный суд Ростовской области в составе судьи [415], ознакомившись с заявлением «[989]» (ОГРН [990], ИНН [991]) о включен</w:t>
+      </w:r>
+      <w:bookmarkStart w:id="0" w:name="_GoBack"/>
+      <w:bookmarkEnd w:id="0"/>
+      <w:r>
+        <w:rPr>
+          <w:rFonts w:ascii="Times New Roman" w:hAnsi="Times New Roman" w:cs="Times New Roman"/>
+        </w:rPr>
+        <w:t>ии требований в реестр кредиторов в рамках дела о несостоятельности (банкротстве) общества с ограниченной ответственностью «[2]» (ОГРН [3], ИНН [4], [5])</w:t>
       </w:r>
     </w:p>
     <w:p>
@@ -417,20 +428,7 @@
         <w:rPr>
           <w:rFonts w:ascii="Times New Roman" w:eastAsia="Times New Roman" w:hAnsi="Times New Roman" w:cs="Times New Roman"/>
         </w:rPr>
-        <w:t xml:space="preserve"> </w:t>
-      </w:r>
-      <w:r>
-        <w:rPr>
-          <w:rFonts w:ascii="Times New Roman" w:eastAsia="Times New Roman" w:hAnsi="Times New Roman"/>
-          <w:b/>
-        </w:rPr>
-        <w:t>[8]</w:t>
-      </w:r>
-      <w:r>
-        <w:rPr>
-          <w:rFonts w:ascii="Times New Roman" w:eastAsia="Times New Roman" w:hAnsi="Times New Roman" w:cs="Times New Roman"/>
-        </w:rPr>
-        <w:t xml:space="preserve"> из числа членов саморегулируемой организации – </w:t>
+        <w:t xml:space="preserve"> [8] из числа членов саморегулируемой организации – </w:t>
       </w:r>
       <w:r>
         <w:rPr>
@@ -507,7 +505,38 @@
         </w:rPr>
       </w:pPr>
       <w:r>
-        <w:t>В арбитражный суд [777] поступило (посредством сервиса подачи документов в электронном виде «Мой арбитр») заявление «[989]» о включении в третью очередь реестра требований кредиторов должника задолженности в размере [12] руб., из которых: [13] руб. – просроченный основной долг, [14] руб. - просроченные проценты, [15] руб. - неустойка. из них: как обеспеченные залогом – [0007]  руб.</w:t>
+        <w:rPr>
+          <w:rFonts w:ascii="Times New Roman" w:hAnsi="Times New Roman" w:cs="Times New Roman"/>
+        </w:rPr>
+        <w:t>В арбитражный суд [777] поступило (посредством сервиса подачи документов в электронном виде «Мой арбитр») заявление «[989]» о включении в третью очередь реестра требований кредиторов должника задолженности в размере [12] руб., из которых: [13] руб. – просроченный основной долг, [14] руб. - просроченные проценты, [15] руб. - неустойка</w:t>
+      </w:r>
+      <w:proofErr w:type="gramStart"/>
+      <w:r>
+        <w:rPr>
+          <w:rFonts w:ascii="Times New Roman" w:hAnsi="Times New Roman" w:cs="Times New Roman"/>
+        </w:rPr>
+        <w:t>.</w:t>
+      </w:r>
+      <w:proofErr w:type="gramEnd"/>
+      <w:r>
+        <w:rPr>
+          <w:rFonts w:ascii="Times New Roman" w:hAnsi="Times New Roman" w:cs="Times New Roman"/>
+        </w:rPr>
+        <w:t xml:space="preserve"> </w:t>
+      </w:r>
+      <w:proofErr w:type="gramStart"/>
+      <w:r>
+        <w:rPr>
+          <w:rFonts w:ascii="Times New Roman" w:hAnsi="Times New Roman" w:cs="Times New Roman"/>
+        </w:rPr>
+        <w:t>и</w:t>
+      </w:r>
+      <w:proofErr w:type="gramEnd"/>
+      <w:r>
+        <w:rPr>
+          <w:rFonts w:ascii="Times New Roman" w:hAnsi="Times New Roman" w:cs="Times New Roman"/>
+        </w:rPr>
+        <w:t>з них: как обеспеченные залогом – [0007]  руб.</w:t>
       </w:r>
     </w:p>
     <w:p>
@@ -527,9 +556,7 @@
       </w:r>
       <w:r>
         <w:rPr>
-          <w:rFonts w:ascii="Times New Roman" w:eastAsia="Times New Roman" w:hAnsi="Times New Roman"/>
-          <w:sz w:val="23"/>
-          <w:szCs w:val="23"/>
+          <w:rFonts w:ascii="Times New Roman" w:eastAsia="Times New Roman" w:hAnsi="Times New Roman" w:cs="Times New Roman"/>
           <w:lang w:eastAsia="ru-RU"/>
         </w:rPr>
         <w:t>[16]</w:t>
@@ -651,6 +678,9 @@
         </w:rPr>
       </w:pPr>
       <w:r>
+        <w:rPr>
+          <w:rFonts w:ascii="Times New Roman" w:hAnsi="Times New Roman" w:cs="Times New Roman"/>
+        </w:rPr>
         <w:t>принять заявление «[989]» (ОГРН [990], ИНН [991]) к рассмотрению в порядке, предусмотренном статьей 100 Закона о банкротстве.</w:t>
       </w:r>
     </w:p>
@@ -757,8 +787,6 @@
         </w:rPr>
         <w:t xml:space="preserve"> </w:t>
       </w:r>
-      <w:bookmarkStart w:id="0" w:name="_GoBack"/>
-      <w:bookmarkEnd w:id="0"/>
       <w:r>
         <w:rPr>
           <w:rFonts w:ascii="Times New Roman" w:eastAsia="Times New Roman" w:hAnsi="Times New Roman" w:cs="Times New Roman"/>
@@ -937,7 +965,13 @@
         </w:rPr>
       </w:pPr>
     </w:p>
-    <w:p/>
+    <w:p>
+      <w:pPr>
+        <w:rPr>
+          <w:rFonts w:ascii="Times New Roman" w:hAnsi="Times New Roman" w:cs="Times New Roman"/>
+        </w:rPr>
+      </w:pPr>
+    </w:p>
     <w:sectPr>
       <w:pgSz w:w="11906" w:h="16838"/>
       <w:pgMar w:top="1134" w:right="850" w:bottom="1134" w:left="1701" w:header="709" w:footer="709" w:gutter="0"/>
